--- a/Seminario de Sistemas/Kit docente/Clase 1/Solucion Taller Clase 1 - VetCare.docx
+++ b/Seminario de Sistemas/Kit docente/Clase 1/Solucion Taller Clase 1 - VetCare.docx
@@ -72,7 +72,7 @@
           <w:color w:val="2B2B2B"/>
           <w:sz w:val="22"/>
         </w:rPr>
-        <w:t>Paso 1 resuelto. Equipos de 2-3: mas de tres personas hace que alguien quede sin trabajo real y se note en la sustentacion, donde se pregunta al azar. El vocero tecnico no es el que mas sabe, es el que centraliza la comunicacion con el docente.</w:t>
+        <w:t>Paso 1 resuelto. El trabajo es individual por defecto: cada estudiante tiene su propia ficha y responde por todo el diseño, que es exactamente lo que se evalua en la sustentacion, donde se pregunta al azar. Si el docente autoriza un equipo, el maximo es tres personas —con mas, alguien queda sin trabajo real— y aun asi la entrega en ExamLab es individual: cada integrante redacta sus respuestas abiertas y debe poder explicar cualquier parte de la ficha en 60 segundos.</w:t>
       </w:r>
     </w:p>
     <w:p>
